--- a/data/outputs/v2/Grade11/Biology/Lesson_Plans/SS1.3_Taxonomy_II/Biology_Taxonomy_II_SummaryTable.docx
+++ b/data/outputs/v2/Grade11/Biology/Lesson_Plans/SS1.3_Taxonomy_II/Biology_Taxonomy_II_SummaryTable.docx
@@ -1795,7 +1795,7 @@
         </w:rPr>
         <w:t xml:space="preserve">© 2026 SeaVuria and ARES. This work is licensed under a </w:t>
       </w:r>
-      <w:hyperlink w:history="1" r:id="rIdwbe14hyd3cticbminulaq">
+      <w:hyperlink w:history="1" r:id="rId3at4wpn9z1xers-awutmo">
         <w:r>
           <w:rPr>
             <w:rFonts w:ascii="Arial" w:cs="Arial" w:eastAsia="Arial" w:hAnsi="Arial"/>
@@ -1815,7 +1815,7 @@
         </w:rPr>
         <w:t xml:space="preserve"> (</w:t>
       </w:r>
-      <w:hyperlink w:history="1" r:id="rIdl7c56o2flcakonwbwybdz">
+      <w:hyperlink w:history="1" r:id="rIdu6ozh5uyuwacsa1anaup5">
         <w:r>
           <w:rPr>
             <w:rFonts w:ascii="Arial" w:cs="Arial" w:eastAsia="Arial" w:hAnsi="Arial"/>
@@ -1835,7 +1835,7 @@
         </w:rPr>
         <w:t xml:space="preserve">). To view a copy of this license, visit </w:t>
       </w:r>
-      <w:hyperlink w:history="1" r:id="rIdp0yetv7xv4ba8nw86u1ap">
+      <w:hyperlink w:history="1" r:id="rId_ofuhc2tguooebfzfsfcx">
         <w:r>
           <w:rPr>
             <w:rFonts w:ascii="Arial" w:cs="Arial" w:eastAsia="Arial" w:hAnsi="Arial"/>

--- a/data/outputs/v2/Grade11/Biology/Lesson_Plans/SS1.3_Taxonomy_II/Biology_Taxonomy_II_SummaryTable.docx
+++ b/data/outputs/v2/Grade11/Biology/Lesson_Plans/SS1.3_Taxonomy_II/Biology_Taxonomy_II_SummaryTable.docx
@@ -564,7 +564,7 @@
                 <w:sz w:val="18"/>
                 <w:szCs w:val="18"/>
               </w:rPr>
-              <w:t xml:space="preserve">Learners sorted a mixed set of Kenyan organisms (e.g. maize, beans, sukuma wiki, tilapia from Lake Victoria, a chicken, a cow, a butterfly, a mushroom) into groups using their own rules, such as 'edible vs not edible' or 'lives on land vs water'. Teacher note: allow WAIT TIME of at least 10 seconds after asking 'Why did the groups not agree?' and cold-call 3 groups to share their rule. Learners should notice that different rules produced different groupings, and that some organisms (e.g. a mushroom) did not fit neatly anywhere.</w:t>
+              <w:t xml:space="preserve">We observed 13 local organisms (maize, bean plant, grass, fern, moss, mushroom, mosquito, butterfly, earthworm, snail, chicken, lizard, goat) and noted that they differ in structure, size, body covering, movement and reproduction. Different groups sorted them in different ways (by size, colour, habitat, usefulness).</w:t>
             </w:r>
           </w:p>
         </w:tc>
@@ -596,7 +596,7 @@
                 <w:sz w:val="18"/>
                 <w:szCs w:val="18"/>
               </w:rPr>
-              <w:t xml:space="preserve">Organisms can be grouped by similarities and differences, but groupings made with different rules do not agree. Scientists therefore need a standard, agreed system based on observable and shared characteristics so that a farmer in Kisumu and a researcher in Nairobi mean the same organism when they name or group it. Classification makes the study of the huge diversity of life easier, shows evolutionary relationships and helps in identification and communication. Pedagogical note: link back to the anchoring phenomenon by asking 'Which rule would let us all agree?'</w:t>
+              <w:t xml:space="preserve">Organisms can be grouped using similarities and differences, but groupings made with different rules do not agree. Scientists need a standard system of classification based on shared, observable characteristics.</w:t>
             </w:r>
           </w:p>
         </w:tc>
@@ -628,7 +628,7 @@
                 <w:sz w:val="18"/>
                 <w:szCs w:val="18"/>
               </w:rPr>
-              <w:t xml:space="preserve">Model answer: Accurate classification needs a common set of rules that everyone follows, using features that can be observed and compared, not personal opinion such as 'useful' or 'tasty'. A standard system (taxonomy, with ranked groups from kingdom down to species) allows organisms to be identified and classified consistently. Look for learners using evidence from their own sorting activity (e.g. 'our groups disagreed because we used different rules'). Common misconception to address: classification by usefulness or habitat is not scientific classification.</w:t>
+              <w:t xml:space="preserve">Because everyone chose different rules, no single grouping worked for everyone. A standard system uses the same observable characteristics so that any person anywhere can identify and study an organism and get the same result. We still need to find out how scientists decide which characteristics to use.</w:t>
             </w:r>
           </w:p>
         </w:tc>
@@ -713,7 +713,7 @@
                 <w:sz w:val="18"/>
                 <w:szCs w:val="18"/>
               </w:rPr>
-              <w:t xml:space="preserve">Learners examined fresh or pictured mosses and liverworts collected from damp places (e.g. shaded rocks, stream banks in Kericho or the Aberdare forests) using hand lenses. They observed small size, thin leaf-like structures, hair-like rhizoids instead of true roots, and stalked capsules bearing spores. Teacher note: ask learners to sketch and label one specimen; circulate and ask 'What is missing that a maize plant has?' Wait at least 8 seconds before taking answers.</w:t>
+              <w:t xml:space="preserve">Describe what you observed in the moss with a hand lens: its size, the base (rhizoids), the stem-like and leaf-like parts, any spore capsules, where it was growing, and how it differed from maize or bean plants.</w:t>
             </w:r>
           </w:p>
         </w:tc>
@@ -745,7 +745,7 @@
                 <w:sz w:val="18"/>
                 <w:szCs w:val="18"/>
               </w:rPr>
-              <w:t xml:space="preserve">Division Bryophyta (mosses and liverworts) is identified by small size, rhizoids instead of true roots, no vascular tissue (no xylem or phloem), spores produced in capsules, and dependence on moist habitats because water is needed for fertilisation. Bryophytes absorb water directly through their surfaces. Pedagogical note: stress that lack of vascular tissue limits their height.</w:t>
+              <w:t xml:space="preserve">State the characteristics that identify Division Bryophyta (e.g. small size, rhizoids instead of true roots, no vascular tissue, spores in capsules, damp habitats) and how they differ from other plants.</w:t>
             </w:r>
           </w:p>
         </w:tc>
@@ -777,7 +777,7 @@
                 <w:sz w:val="18"/>
                 <w:szCs w:val="18"/>
               </w:rPr>
-              <w:t xml:space="preserve">Model answer: Bryophytes stay small and live in damp, shaded places because they lack vascular tissue to transport water upwards and have only rhizoids for anchorage. They reproduce by spores in capsules, not seeds. So a moss can be classified accurately into Bryophyta by checking these features together, and this contributes to answering the driving question by showing that classification uses a set of shared observable characteristics. Misconception to watch: learners may think rhizoids are true roots; clarify that they lack vascular tissue and are mainly for anchorage.</w:t>
+              <w:t xml:space="preserve">Explain why moss stays small and grows in damp places, and how this evidence helps scientists classify plants more accurately than grouping by size, colour or use. What new question do you now have about how other plants differ from bryophytes?</w:t>
             </w:r>
           </w:p>
         </w:tc>
@@ -862,7 +862,7 @@
                 <w:sz w:val="18"/>
                 <w:szCs w:val="18"/>
               </w:rPr>
-              <w:t xml:space="preserve">Learners compared a fern frond with sori (spore cases) underneath, a pine cone and a maize or bean plant with flowers and seeds, together with a moss. They recorded the presence or absence of vascular tissue, true roots, seeds, flowers and spores in a comparison table. Teacher note: cold-call 4 learners to fill in one row each and use WAIT TIME of 10 seconds before accepting corrections.</w:t>
+              <w:t xml:space="preserve">We observed that ferns have true roots, a rhizome and fronds with brown sori on the underside, while maize and bean plants have roots, stems, leaves and flowers that produce seeds (grains and pods). Moss has no true roots and no vascular tissue.</w:t>
             </w:r>
           </w:p>
         </w:tc>
@@ -894,7 +894,7 @@
                 <w:sz w:val="18"/>
                 <w:szCs w:val="18"/>
               </w:rPr>
-              <w:t xml:space="preserve">Pteridophytes (ferns) reproduce by spores and have vascular tissue and true roots but no seeds or flowers. Spermatophytes reproduce by seeds and have vascular tissue; they are divided into Gymnospermae (naked seeds, e.g. cypress, pine) and Angiospermae (seeds enclosed in fruits, flowering plants such as maize and beans), the latter further divided into monocots and dicots. Bryophytes lack vascular tissue. Pedagogical note: use maize (monocot) and beans (dicot) as familiar contrasts.</w:t>
+              <w:t xml:space="preserve">Pteridophytes reproduce by spores and have vascular tissue but no seeds or flowers; spermatophytes reproduce by seeds and have vascular tissue; bryophytes lack vascular tissue and true roots. These are shared, observable features anyone can check.</w:t>
             </w:r>
           </w:p>
         </w:tc>
@@ -926,7 +926,7 @@
                 <w:sz w:val="18"/>
                 <w:szCs w:val="18"/>
               </w:rPr>
-              <w:t xml:space="preserve">Model answer: Plants are separated into divisions by whether they have vascular tissue and how they reproduce. A fern is a pteridophyte because it has vascular tissue and spores but no seeds; a bean plant is a spermatophyte (angiosperm, dicot) because it has vascular tissue, flowers and seeds enclosed in pods. Using combined features allows accurate placement of any plant. Misconception: not all plants have flowers or seeds; ferns reproduce by spores.</w:t>
+              <w:t xml:space="preserve">These features help explain our phenomenon because they give everyone the same rules for grouping plants, instead of personal groupings by size, colour or use as food. We still need a step-by-step way to identify an unknown plant.</w:t>
             </w:r>
           </w:p>
         </w:tc>
@@ -1011,7 +1011,7 @@
                 <w:sz w:val="18"/>
                 <w:szCs w:val="18"/>
               </w:rPr>
-              <w:t xml:space="preserve">Learners used a simple printed dichotomous key to identify a set of local leaves or plants (e.g. maize, bean, sukuma wiki, grass, fern) and then wrote their own short key for four objects from the classroom or school compound. Teacher note: first model one couplet aloud, then let pairs work. Ask 'What happens if a couplet has more than two choices?' and wait at least 8 seconds.</w:t>
+              <w:t xml:space="preserve">We used a sample dichotomous key and a ruler to identify local plants (maize, bean, grass, fern, moss, sukuma wiki) and found that different group members reached the same name when they followed the same couplets.</w:t>
             </w:r>
           </w:p>
         </w:tc>
@@ -1043,7 +1043,7 @@
                 <w:sz w:val="18"/>
                 <w:szCs w:val="18"/>
               </w:rPr>
-              <w:t xml:space="preserve">A dichotomous key uses pairs of contrasting, observable characteristics in numbered couplets, so each step has only two choices and leads either to another couplet or to the identity of one organism. Good keys use clear features that can be seen (such as presence of wings, number of legs, leaf shape), not vague ones like 'big' or 'nice'. Pedagogical note: keys should avoid features that change with age or season.</w:t>
+              <w:t xml:space="preserve">A dichotomous key uses pairs of contrasting, observable characteristics, in numbered couplets, so that each step has only two choices and leads to one identification. Features such as true roots, stems and leaves, fronds, seeds, and parallel versus net veins help place plants into Bryophyta, Pteridophyta and Spermatophyta (monocots and dicots).</w:t>
             </w:r>
           </w:p>
         </w:tc>
@@ -1075,7 +1075,7 @@
                 <w:sz w:val="18"/>
                 <w:szCs w:val="18"/>
               </w:rPr>
-              <w:t xml:space="preserve">Model answer: A dichotomous key makes identification accurate and repeatable because anyone following the same couplets reaches the same result. Each couplet removes organisms that do not match until only one remains. This helps answer the driving question by giving a step-by-step tool for identification when we do not know the name of an organism. Common errors: writing couplets with overlapping choices, or using subjective features; correct these during feedback.</w:t>
+              <w:t xml:space="preserve">A key gives the same answer to everyone because it uses clear, observable features rather than personal opinions such as size, colour or usefulness. This is how scientists can organise the organisms around our school so that anyone can identify them. New question: can the same method be used to identify animals?</w:t>
             </w:r>
           </w:p>
         </w:tc>
@@ -1160,7 +1160,7 @@
                 <w:sz w:val="18"/>
                 <w:szCs w:val="18"/>
               </w:rPr>
-              <w:t xml:space="preserve">Learners observed specimens or images of an earthworm, a snail, a grasshopper or crab, and a tilapia or chicken. They noted body segmentation, presence of a shell, jointed legs, exoskeleton and backbone. Teacher note: ask learners to record evidence in a table and cold-call 3 groups to justify one placement using a feature, not a guess.</w:t>
+              <w:t xml:space="preserve">We observed that the earthworm has a soft segmented body with no legs, the snail has a soft body with a shell, the mosquito and butterfly have jointed legs and a hard outer covering (exoskeleton), and the chicken, lizard and goat all have a backbone but different body coverings (feathers, scales, hair).</w:t>
             </w:r>
           </w:p>
         </w:tc>
@@ -1192,7 +1192,7 @@
                 <w:sz w:val="18"/>
                 <w:szCs w:val="18"/>
               </w:rPr>
-              <w:t xml:space="preserve">Animals are classified into major phyla using observable body features: Annelida (segmented body, e.g. earthworms), Mollusca (soft unsegmented body, often with a shell, e.g. snails), Arthropoda (jointed legs and an exoskeleton, e.g. insects, crabs, spiders) and Chordata (a notochord or backbone, e.g. fish, birds, mammals). Pedagogical note: emphasise that Arthropoda is the largest phylum.</w:t>
+              <w:t xml:space="preserve">We learned that animals are classified into major phyla (Annelida, Mollusca, Arthropoda, Chordata) using observable body features such as segmentation, shell, jointed legs with an exoskeleton, and a backbone, not by size, colour, habitat or usefulness.</w:t>
             </w:r>
           </w:p>
         </w:tc>
@@ -1224,7 +1224,7 @@
                 <w:sz w:val="18"/>
                 <w:szCs w:val="18"/>
               </w:rPr>
-              <w:t xml:space="preserve">Model answer: A grasshopper belongs to Arthropoda because it has jointed legs and an exoskeleton; an earthworm belongs to Annelida because its body is divided into many similar segments; a tilapia from Lake Victoria belongs to Chordata because it has a backbone. Using structural features lets us place animals in phyla consistently. Misconception: learners may group by habitat (e.g. all water animals together); redirect to body features.</w:t>
+              <w:t xml:space="preserve">We can explain that the school animals can be organised so anyone can identify them because phylum placement is based on shared, checkable body features. For example, the goat and the chicken are both Chordata because they both have a backbone, while the mosquito is Arthropoda because it has jointed legs and an exoskeleton. We still wonder how animals within the same phylum, such as the chicken, lizard and goat, are further classified.</w:t>
             </w:r>
           </w:p>
         </w:tc>
@@ -1309,7 +1309,7 @@
                 <w:sz w:val="18"/>
                 <w:szCs w:val="18"/>
               </w:rPr>
-              <w:t xml:space="preserve">Learners examined pictures or specimens of a tilapia, a frog, a lizard or chameleon, a chicken, a cow or goat, and also insects, spiders, crabs and millipedes. They recorded skin covering, limbs, breathing organs, reproduction and number of legs. Teacher note: use WAIT TIME of 10 seconds after asking 'Which feature separates the frog from the lizard?'</w:t>
+              <w:t xml:space="preserve">We observed that a goat, chicken, lizard and fish (all Chordata) differ in body covering (hair, feathers, scales), limbs, respiration (lungs, gills) and reproduction (eggs or live young), and that a mosquito, butterfly and crab (all Arthropoda) differ in number of legs, body parts and antennae.</w:t>
             </w:r>
           </w:p>
         </w:tc>
@@ -1341,7 +1341,7 @@
                 <w:sz w:val="18"/>
                 <w:szCs w:val="18"/>
               </w:rPr>
-              <w:t xml:space="preserve">Phyla can be divided further into classes using more specific characteristics. Chordata is divided into Pisces (fins, gills, scales), Amphibia (moist skin, lives on land and in water, lay eggs in water), Reptilia (dry scaly skin, lay shelled eggs on land), Aves (feathers, beaks, wings) and Mammalia (hair or fur, mammary glands, most give birth to live young). Arthropoda is divided into Insecta (6 legs, 3 body parts), Arachnida (8 legs, 2 body parts), Crustacea (many jointed legs, 2 pairs of antennae) and Myriapoda (centipedes and millipedes, many segments). Pedagogical note: bats are mammals, not birds.</w:t>
+              <w:t xml:space="preserve">We learned that phyla can be divided further into classes using more specific characteristics: Chordata into Pisces, Amphibia, Reptilia, Aves and Mammalia; Arthropoda into Insecta, Arachnida, Crustacea and Myriapoda.</w:t>
             </w:r>
           </w:p>
         </w:tc>
@@ -1373,7 +1373,7 @@
                 <w:sz w:val="18"/>
                 <w:szCs w:val="18"/>
               </w:rPr>
-              <w:t xml:space="preserve">Model answer: Narrowing down from phylum to class needs more precise features. A chameleon is Reptilia because of dry scaly skin and shelled eggs; a frog is Amphibia because of moist skin and water-dependent breeding; a goat is Mammalia because it has hair and suckles its young. Classification is accurate when several features are used together. This adds detail to our model of how organisms are classified step by step from broad to specific groups.</w:t>
+              <w:t xml:space="preserve">We can explain that the school animals can be organised into classes using shared, observable features (not size, colour or habitat), so anyone can classify them the same way, but we still need a reliable method to identify an unknown animal accurately, which leads to the next lesson.</w:t>
             </w:r>
           </w:p>
         </w:tc>
@@ -1458,7 +1458,7 @@
                 <w:sz w:val="18"/>
                 <w:szCs w:val="18"/>
               </w:rPr>
-              <w:t xml:space="preserve">Learners used a dichotomous key to identify a set of local animals (e.g. housefly, spider, crab, earthworm, frog, tilapia) and then examined a table or diagrams of viruses (e.g. HIV, bacteriophage, tobacco mosaic virus) noting that they have no cell structure. Teacher note: let learners write one animal key for four animals and swap with a neighbour to test it; ask 'Where did the key fail?'</w:t>
+              <w:t xml:space="preserve">What did we observe? (Record how your dichotomous key worked when another group used it, which couplets were clear or confusing, which animals fell in Chordata and Arthropoda, and what the virus diagrams showed about structure.)</w:t>
             </w:r>
           </w:p>
         </w:tc>
@@ -1490,7 +1490,7 @@
                 <w:sz w:val="18"/>
                 <w:szCs w:val="18"/>
               </w:rPr>
-              <w:t xml:space="preserve">A dichotomous key uses paired contrasting observable features to identify organisms reliably. Viruses are non-cellular, have a protein coat (capsid) enclosing genetic material (DNA or RNA), and can reproduce only inside living host cells, so they are not placed in any of the kingdoms of living things and are often treated as borderline between living and non-living. Pedagogical note: connect viruses to diseases familiar to learners such as HIV and COVID-19.</w:t>
+              <w:t xml:space="preserve">What did we learn? (A dichotomous key uses paired contrasting observable features to identify organisms reliably; viruses are non-cellular, have a protein coat and genetic material, and reproduce only inside host cells; viruses are important in health, agriculture and biotechnology.)</w:t>
             </w:r>
           </w:p>
         </w:tc>
@@ -1522,7 +1522,7 @@
                 <w:sz w:val="18"/>
                 <w:szCs w:val="18"/>
               </w:rPr>
-              <w:t xml:space="preserve">Model answer: Keys work for animals and also for viruses when clear features such as shape, type of genetic material and host are used. Viruses are difficult to classify with the kingdom system because they are not cells and show life characteristics only inside a host. This shows that classification systems have limits and are revised as evidence grows. Misconception: viruses are not bacteria; they are far smaller and non-cellular.</w:t>
+              <w:t xml:space="preserve">How does this help explain the phenomenon? (Explain why a key gives the same answer for everyone while groupings by size, colour or usefulness do not, and how knowing about viruses shows that classification must be based on shared observable characteristics. Raise a question for Lesson 8 on biodiversity.)</w:t>
             </w:r>
           </w:p>
         </w:tc>
@@ -1607,7 +1607,7 @@
                 <w:sz w:val="18"/>
                 <w:szCs w:val="18"/>
               </w:rPr>
-              <w:t xml:space="preserve">Learners reviewed their Driving Question Board, earlier tables and keys, and applied them to a new mixed set of Kenyan organisms (e.g. maize, fern, moss, pine, earthworm, snail, locust, tilapia, frog, chicken, goat), placing each correctly with evidence. Teacher note: ask learners to defend one placement in 3 sentences; cold-call at least 5 learners and allow 10 seconds of WAIT TIME before each response.</w:t>
+              <w:t xml:space="preserve">We observed that organisms from our school environment (maize, bean, fern, moss, mushroom, mosquito, butterfly, earthworm, snail, chicken, lizard, goat) differ in structure, body covering, movement and reproduction, and that groups using size, colour or usefulness produced different groupings. When we used shared, observable characteristics and dichotomous keys, different groups reached the same results.</w:t>
             </w:r>
           </w:p>
         </w:tc>
@@ -1639,7 +1639,7 @@
                 <w:sz w:val="18"/>
                 <w:szCs w:val="18"/>
               </w:rPr>
-              <w:t xml:space="preserve">Plants are classified into Bryophyta, Pteridophyta and Spermatophyta (Gymnospermae and Angiospermae; monocots and dicots), and animals into phyla (Annelida, Mollusca, Arthropoda, Chordata) and then classes. Dichotomous keys help identify organisms using contrasting observable features, and viruses are non-cellular and fall outside the usual kingdoms. Pedagogical note: encourage learners to revise the class model they began in Lesson 1.</w:t>
+              <w:t xml:space="preserve">We learned that plants are classified into Bryophyta, Pteridophyta and Spermatophyta (Gymnospermae and Angiospermae; monocots and dicots), and animals into phyla such as Chordata and Arthropoda and then classes. We learned how to build and use dichotomous keys and that viruses are non-cellular but important in health, agriculture and biotechnology.</w:t>
             </w:r>
           </w:p>
         </w:tc>
@@ -1671,7 +1671,7 @@
                 <w:sz w:val="18"/>
                 <w:szCs w:val="18"/>
               </w:rPr>
-              <w:t xml:space="preserve">Model answer: We identify and classify living organisms accurately by observing structural and reproductive features, using a standard hierarchical system that moves from broad groups to specific ones, and using dichotomous keys with clear paired choices. For example, maize is a flowering plant (Spermatophyta, Angiospermae, monocot) and a tilapia is a chordate in class Pisces. Accept answers that cite specific evidence and mention that systems are revised with new evidence. Use this lesson to assess whether learners can transfer the method to unfamiliar organisms.</w:t>
+              <w:t xml:space="preserve">We can explain that organisms can be identified and classified accurately by using a standard system based on shared, observable characteristics and tools such as dichotomous keys, so that anyone anywhere can study and communicate about biodiversity. This replaces our Lesson 1 groupings, which varied from group to group.</w:t>
             </w:r>
           </w:p>
         </w:tc>
@@ -1795,7 +1795,7 @@
         </w:rPr>
         <w:t xml:space="preserve">© 2026 SeaVuria and ARES. This work is licensed under a </w:t>
       </w:r>
-      <w:hyperlink w:history="1" r:id="rId3at4wpn9z1xers-awutmo">
+      <w:hyperlink w:history="1" r:id="rIdofxrln7ryin7ofeu2elzs">
         <w:r>
           <w:rPr>
             <w:rFonts w:ascii="Arial" w:cs="Arial" w:eastAsia="Arial" w:hAnsi="Arial"/>
@@ -1815,7 +1815,7 @@
         </w:rPr>
         <w:t xml:space="preserve"> (</w:t>
       </w:r>
-      <w:hyperlink w:history="1" r:id="rIdu6ozh5uyuwacsa1anaup5">
+      <w:hyperlink w:history="1" r:id="rIdeaimspcni360ltpnuvfaq">
         <w:r>
           <w:rPr>
             <w:rFonts w:ascii="Arial" w:cs="Arial" w:eastAsia="Arial" w:hAnsi="Arial"/>
@@ -1835,7 +1835,7 @@
         </w:rPr>
         <w:t xml:space="preserve">). To view a copy of this license, visit </w:t>
       </w:r>
-      <w:hyperlink w:history="1" r:id="rId_ofuhc2tguooebfzfsfcx">
+      <w:hyperlink w:history="1" r:id="rIdehqwava0l7nxkgspc_a97">
         <w:r>
           <w:rPr>
             <w:rFonts w:ascii="Arial" w:cs="Arial" w:eastAsia="Arial" w:hAnsi="Arial"/>

--- a/data/outputs/v2/Grade11/Biology/Lesson_Plans/SS1.3_Taxonomy_II/Biology_Taxonomy_II_SummaryTable.docx
+++ b/data/outputs/v2/Grade11/Biology/Lesson_Plans/SS1.3_Taxonomy_II/Biology_Taxonomy_II_SummaryTable.docx
@@ -1795,7 +1795,7 @@
         </w:rPr>
         <w:t xml:space="preserve">© 2026 SeaVuria and ARES. This work is licensed under a </w:t>
       </w:r>
-      <w:hyperlink w:history="1" r:id="rIdofxrln7ryin7ofeu2elzs">
+      <w:hyperlink w:history="1" r:id="rIdohq9pxhe45ijowg281lfw">
         <w:r>
           <w:rPr>
             <w:rFonts w:ascii="Arial" w:cs="Arial" w:eastAsia="Arial" w:hAnsi="Arial"/>
@@ -1815,7 +1815,7 @@
         </w:rPr>
         <w:t xml:space="preserve"> (</w:t>
       </w:r>
-      <w:hyperlink w:history="1" r:id="rIdeaimspcni360ltpnuvfaq">
+      <w:hyperlink w:history="1" r:id="rId0bewb4zmvpfmcieiccaqj">
         <w:r>
           <w:rPr>
             <w:rFonts w:ascii="Arial" w:cs="Arial" w:eastAsia="Arial" w:hAnsi="Arial"/>
@@ -1835,7 +1835,7 @@
         </w:rPr>
         <w:t xml:space="preserve">). To view a copy of this license, visit </w:t>
       </w:r>
-      <w:hyperlink w:history="1" r:id="rIdehqwava0l7nxkgspc_a97">
+      <w:hyperlink w:history="1" r:id="rId-bmbvb5zxi5sid2hmdklj">
         <w:r>
           <w:rPr>
             <w:rFonts w:ascii="Arial" w:cs="Arial" w:eastAsia="Arial" w:hAnsi="Arial"/>

--- a/data/outputs/v2/Grade11/Biology/Lesson_Plans/SS1.3_Taxonomy_II/Biology_Taxonomy_II_SummaryTable.docx
+++ b/data/outputs/v2/Grade11/Biology/Lesson_Plans/SS1.3_Taxonomy_II/Biology_Taxonomy_II_SummaryTable.docx
@@ -1795,7 +1795,7 @@
         </w:rPr>
         <w:t xml:space="preserve">© 2026 SeaVuria and ARES. This work is licensed under a </w:t>
       </w:r>
-      <w:hyperlink w:history="1" r:id="rIdohq9pxhe45ijowg281lfw">
+      <w:hyperlink w:history="1" r:id="rId78jf5a6spqfsajg0jfjhj">
         <w:r>
           <w:rPr>
             <w:rFonts w:ascii="Arial" w:cs="Arial" w:eastAsia="Arial" w:hAnsi="Arial"/>
@@ -1815,7 +1815,7 @@
         </w:rPr>
         <w:t xml:space="preserve"> (</w:t>
       </w:r>
-      <w:hyperlink w:history="1" r:id="rId0bewb4zmvpfmcieiccaqj">
+      <w:hyperlink w:history="1" r:id="rIdnyx7vqotl8ifsz2ws2xs_">
         <w:r>
           <w:rPr>
             <w:rFonts w:ascii="Arial" w:cs="Arial" w:eastAsia="Arial" w:hAnsi="Arial"/>
@@ -1835,7 +1835,7 @@
         </w:rPr>
         <w:t xml:space="preserve">). To view a copy of this license, visit </w:t>
       </w:r>
-      <w:hyperlink w:history="1" r:id="rId-bmbvb5zxi5sid2hmdklj">
+      <w:hyperlink w:history="1" r:id="rIdcw_hjxymsu4zpdphsfhwy">
         <w:r>
           <w:rPr>
             <w:rFonts w:ascii="Arial" w:cs="Arial" w:eastAsia="Arial" w:hAnsi="Arial"/>

--- a/data/outputs/v2/Grade11/Biology/Lesson_Plans/SS1.3_Taxonomy_II/Biology_Taxonomy_II_SummaryTable.docx
+++ b/data/outputs/v2/Grade11/Biology/Lesson_Plans/SS1.3_Taxonomy_II/Biology_Taxonomy_II_SummaryTable.docx
@@ -1795,7 +1795,7 @@
         </w:rPr>
         <w:t xml:space="preserve">© 2026 SeaVuria and ARES. This work is licensed under a </w:t>
       </w:r>
-      <w:hyperlink w:history="1" r:id="rId78jf5a6spqfsajg0jfjhj">
+      <w:hyperlink w:history="1" r:id="rIdn2n2tg0ze-qoicf-5_yhg">
         <w:r>
           <w:rPr>
             <w:rFonts w:ascii="Arial" w:cs="Arial" w:eastAsia="Arial" w:hAnsi="Arial"/>
@@ -1815,7 +1815,7 @@
         </w:rPr>
         <w:t xml:space="preserve"> (</w:t>
       </w:r>
-      <w:hyperlink w:history="1" r:id="rIdnyx7vqotl8ifsz2ws2xs_">
+      <w:hyperlink w:history="1" r:id="rIdz108qs74neb50anzserjj">
         <w:r>
           <w:rPr>
             <w:rFonts w:ascii="Arial" w:cs="Arial" w:eastAsia="Arial" w:hAnsi="Arial"/>
@@ -1835,7 +1835,7 @@
         </w:rPr>
         <w:t xml:space="preserve">). To view a copy of this license, visit </w:t>
       </w:r>
-      <w:hyperlink w:history="1" r:id="rIdcw_hjxymsu4zpdphsfhwy">
+      <w:hyperlink w:history="1" r:id="rIdrfhbxi8obaqhsmv8q0epg">
         <w:r>
           <w:rPr>
             <w:rFonts w:ascii="Arial" w:cs="Arial" w:eastAsia="Arial" w:hAnsi="Arial"/>

--- a/data/outputs/v2/Grade11/Biology/Lesson_Plans/SS1.3_Taxonomy_II/Biology_Taxonomy_II_SummaryTable.docx
+++ b/data/outputs/v2/Grade11/Biology/Lesson_Plans/SS1.3_Taxonomy_II/Biology_Taxonomy_II_SummaryTable.docx
@@ -1795,7 +1795,7 @@
         </w:rPr>
         <w:t xml:space="preserve">© 2026 SeaVuria and ARES. This work is licensed under a </w:t>
       </w:r>
-      <w:hyperlink w:history="1" r:id="rIdn2n2tg0ze-qoicf-5_yhg">
+      <w:hyperlink w:history="1" r:id="rIdn907qlgt10y3wtxed-ykt">
         <w:r>
           <w:rPr>
             <w:rFonts w:ascii="Arial" w:cs="Arial" w:eastAsia="Arial" w:hAnsi="Arial"/>
@@ -1815,7 +1815,7 @@
         </w:rPr>
         <w:t xml:space="preserve"> (</w:t>
       </w:r>
-      <w:hyperlink w:history="1" r:id="rIdz108qs74neb50anzserjj">
+      <w:hyperlink w:history="1" r:id="rIdafm-lld-6vftt_xz2_9l0">
         <w:r>
           <w:rPr>
             <w:rFonts w:ascii="Arial" w:cs="Arial" w:eastAsia="Arial" w:hAnsi="Arial"/>
@@ -1835,7 +1835,7 @@
         </w:rPr>
         <w:t xml:space="preserve">). To view a copy of this license, visit </w:t>
       </w:r>
-      <w:hyperlink w:history="1" r:id="rIdrfhbxi8obaqhsmv8q0epg">
+      <w:hyperlink w:history="1" r:id="rIdj3pks6ppuccam4abok7go">
         <w:r>
           <w:rPr>
             <w:rFonts w:ascii="Arial" w:cs="Arial" w:eastAsia="Arial" w:hAnsi="Arial"/>

--- a/data/outputs/v2/Grade11/Biology/Lesson_Plans/SS1.3_Taxonomy_II/Biology_Taxonomy_II_SummaryTable.docx
+++ b/data/outputs/v2/Grade11/Biology/Lesson_Plans/SS1.3_Taxonomy_II/Biology_Taxonomy_II_SummaryTable.docx
@@ -1795,7 +1795,7 @@
         </w:rPr>
         <w:t xml:space="preserve">© 2026 SeaVuria and ARES. This work is licensed under a </w:t>
       </w:r>
-      <w:hyperlink w:history="1" r:id="rIdn907qlgt10y3wtxed-ykt">
+      <w:hyperlink w:history="1" r:id="rIdyims5d4kct8t09hdbkkpf">
         <w:r>
           <w:rPr>
             <w:rFonts w:ascii="Arial" w:cs="Arial" w:eastAsia="Arial" w:hAnsi="Arial"/>
@@ -1815,7 +1815,7 @@
         </w:rPr>
         <w:t xml:space="preserve"> (</w:t>
       </w:r>
-      <w:hyperlink w:history="1" r:id="rIdafm-lld-6vftt_xz2_9l0">
+      <w:hyperlink w:history="1" r:id="rIdx0sikmtsrs2kmsp3qodrk">
         <w:r>
           <w:rPr>
             <w:rFonts w:ascii="Arial" w:cs="Arial" w:eastAsia="Arial" w:hAnsi="Arial"/>
@@ -1835,7 +1835,7 @@
         </w:rPr>
         <w:t xml:space="preserve">). To view a copy of this license, visit </w:t>
       </w:r>
-      <w:hyperlink w:history="1" r:id="rIdj3pks6ppuccam4abok7go">
+      <w:hyperlink w:history="1" r:id="rIdmvbxs4jngscr05ztcyb-y">
         <w:r>
           <w:rPr>
             <w:rFonts w:ascii="Arial" w:cs="Arial" w:eastAsia="Arial" w:hAnsi="Arial"/>

--- a/data/outputs/v2/Grade11/Biology/Lesson_Plans/SS1.3_Taxonomy_II/Biology_Taxonomy_II_SummaryTable.docx
+++ b/data/outputs/v2/Grade11/Biology/Lesson_Plans/SS1.3_Taxonomy_II/Biology_Taxonomy_II_SummaryTable.docx
@@ -4,6 +4,7 @@
   <w:body>
     <w:p>
       <w:pPr>
+        <w:keepNext w:val="false"/>
         <w:spacing w:after="30" w:before="0"/>
         <w:jc w:val="center"/>
       </w:pPr>
@@ -23,6 +24,7 @@
     </w:p>
     <w:p>
       <w:pPr>
+        <w:keepNext w:val="false"/>
         <w:spacing w:after="60" w:before="0"/>
         <w:jc w:val="center"/>
       </w:pPr>
@@ -81,6 +83,7 @@
           </w:tcPr>
           <w:p>
             <w:pPr>
+              <w:keepNext w:val="false"/>
               <w:spacing w:after="40" w:before="0"/>
               <w:jc w:val="center"/>
             </w:pPr>
@@ -115,6 +118,7 @@
           </w:tcPr>
           <w:p>
             <w:pPr>
+              <w:keepNext w:val="false"/>
               <w:spacing w:after="40" w:before="0"/>
               <w:jc w:val="left"/>
             </w:pPr>
@@ -147,6 +151,7 @@
           </w:tcPr>
           <w:p>
             <w:pPr>
+              <w:keepNext w:val="false"/>
               <w:spacing w:after="40" w:before="0"/>
               <w:jc w:val="left"/>
             </w:pPr>
@@ -181,6 +186,7 @@
           </w:tcPr>
           <w:p>
             <w:pPr>
+              <w:keepNext w:val="false"/>
               <w:spacing w:after="40" w:before="0"/>
               <w:jc w:val="left"/>
             </w:pPr>
@@ -213,6 +219,7 @@
           </w:tcPr>
           <w:p>
             <w:pPr>
+              <w:keepNext w:val="false"/>
               <w:spacing w:after="40" w:before="0"/>
               <w:jc w:val="left"/>
             </w:pPr>
@@ -273,6 +280,7 @@
           </w:tcPr>
           <w:p>
             <w:pPr>
+              <w:keepNext w:val="false"/>
               <w:spacing w:after="40" w:before="0"/>
               <w:jc w:val="center"/>
             </w:pPr>
@@ -307,6 +315,7 @@
           </w:tcPr>
           <w:p>
             <w:pPr>
+              <w:keepNext w:val="false"/>
               <w:spacing w:after="40" w:before="0"/>
               <w:jc w:val="left"/>
             </w:pPr>
@@ -369,6 +378,7 @@
           </w:tcPr>
           <w:p>
             <w:pPr>
+              <w:keepNext w:val="false"/>
               <w:spacing w:after="40" w:before="0"/>
               <w:jc w:val="left"/>
             </w:pPr>
@@ -401,6 +411,7 @@
           </w:tcPr>
           <w:p>
             <w:pPr>
+              <w:keepNext w:val="false"/>
               <w:spacing w:after="40" w:before="0"/>
               <w:jc w:val="left"/>
             </w:pPr>
@@ -433,6 +444,7 @@
           </w:tcPr>
           <w:p>
             <w:pPr>
+              <w:keepNext w:val="false"/>
               <w:spacing w:after="40" w:before="0"/>
               <w:jc w:val="left"/>
             </w:pPr>
@@ -465,6 +477,7 @@
           </w:tcPr>
           <w:p>
             <w:pPr>
+              <w:keepNext w:val="false"/>
               <w:spacing w:after="40" w:before="0"/>
               <w:jc w:val="left"/>
             </w:pPr>
@@ -499,6 +512,7 @@
           </w:tcPr>
           <w:p>
             <w:pPr>
+              <w:keepNext w:val="false"/>
               <w:spacing w:after="40" w:before="0"/>
               <w:jc w:val="left"/>
             </w:pPr>
@@ -518,6 +532,7 @@
           </w:p>
           <w:p>
             <w:pPr>
+              <w:keepNext w:val="false"/>
               <w:spacing w:after="40" w:before="0"/>
               <w:jc w:val="left"/>
             </w:pPr>
@@ -550,6 +565,7 @@
           </w:tcPr>
           <w:p>
             <w:pPr>
+              <w:keepNext w:val="false"/>
               <w:spacing w:after="40" w:before="0"/>
               <w:jc w:val="left"/>
             </w:pPr>
@@ -582,6 +598,7 @@
           </w:tcPr>
           <w:p>
             <w:pPr>
+              <w:keepNext w:val="false"/>
               <w:spacing w:after="40" w:before="0"/>
               <w:jc w:val="left"/>
             </w:pPr>
@@ -614,6 +631,7 @@
           </w:tcPr>
           <w:p>
             <w:pPr>
+              <w:keepNext w:val="false"/>
               <w:spacing w:after="40" w:before="0"/>
               <w:jc w:val="left"/>
             </w:pPr>
@@ -648,6 +666,7 @@
           </w:tcPr>
           <w:p>
             <w:pPr>
+              <w:keepNext w:val="false"/>
               <w:spacing w:after="40" w:before="0"/>
               <w:jc w:val="left"/>
             </w:pPr>
@@ -667,6 +686,7 @@
           </w:p>
           <w:p>
             <w:pPr>
+              <w:keepNext w:val="false"/>
               <w:spacing w:after="40" w:before="0"/>
               <w:jc w:val="left"/>
             </w:pPr>
@@ -699,6 +719,7 @@
           </w:tcPr>
           <w:p>
             <w:pPr>
+              <w:keepNext w:val="false"/>
               <w:spacing w:after="40" w:before="0"/>
               <w:jc w:val="left"/>
             </w:pPr>
@@ -731,6 +752,7 @@
           </w:tcPr>
           <w:p>
             <w:pPr>
+              <w:keepNext w:val="false"/>
               <w:spacing w:after="40" w:before="0"/>
               <w:jc w:val="left"/>
             </w:pPr>
@@ -763,6 +785,7 @@
           </w:tcPr>
           <w:p>
             <w:pPr>
+              <w:keepNext w:val="false"/>
               <w:spacing w:after="40" w:before="0"/>
               <w:jc w:val="left"/>
             </w:pPr>
@@ -797,6 +820,7 @@
           </w:tcPr>
           <w:p>
             <w:pPr>
+              <w:keepNext w:val="false"/>
               <w:spacing w:after="40" w:before="0"/>
               <w:jc w:val="left"/>
             </w:pPr>
@@ -816,6 +840,7 @@
           </w:p>
           <w:p>
             <w:pPr>
+              <w:keepNext w:val="false"/>
               <w:spacing w:after="40" w:before="0"/>
               <w:jc w:val="left"/>
             </w:pPr>
@@ -848,6 +873,7 @@
           </w:tcPr>
           <w:p>
             <w:pPr>
+              <w:keepNext w:val="false"/>
               <w:spacing w:after="40" w:before="0"/>
               <w:jc w:val="left"/>
             </w:pPr>
@@ -880,6 +906,7 @@
           </w:tcPr>
           <w:p>
             <w:pPr>
+              <w:keepNext w:val="false"/>
               <w:spacing w:after="40" w:before="0"/>
               <w:jc w:val="left"/>
             </w:pPr>
@@ -912,6 +939,7 @@
           </w:tcPr>
           <w:p>
             <w:pPr>
+              <w:keepNext w:val="false"/>
               <w:spacing w:after="40" w:before="0"/>
               <w:jc w:val="left"/>
             </w:pPr>
@@ -946,6 +974,7 @@
           </w:tcPr>
           <w:p>
             <w:pPr>
+              <w:keepNext w:val="false"/>
               <w:spacing w:after="40" w:before="0"/>
               <w:jc w:val="left"/>
             </w:pPr>
@@ -965,6 +994,7 @@
           </w:p>
           <w:p>
             <w:pPr>
+              <w:keepNext w:val="false"/>
               <w:spacing w:after="40" w:before="0"/>
               <w:jc w:val="left"/>
             </w:pPr>
@@ -997,6 +1027,7 @@
           </w:tcPr>
           <w:p>
             <w:pPr>
+              <w:keepNext w:val="false"/>
               <w:spacing w:after="40" w:before="0"/>
               <w:jc w:val="left"/>
             </w:pPr>
@@ -1029,6 +1060,7 @@
           </w:tcPr>
           <w:p>
             <w:pPr>
+              <w:keepNext w:val="false"/>
               <w:spacing w:after="40" w:before="0"/>
               <w:jc w:val="left"/>
             </w:pPr>
@@ -1061,6 +1093,7 @@
           </w:tcPr>
           <w:p>
             <w:pPr>
+              <w:keepNext w:val="false"/>
               <w:spacing w:after="40" w:before="0"/>
               <w:jc w:val="left"/>
             </w:pPr>
@@ -1095,6 +1128,7 @@
           </w:tcPr>
           <w:p>
             <w:pPr>
+              <w:keepNext w:val="false"/>
               <w:spacing w:after="40" w:before="0"/>
               <w:jc w:val="left"/>
             </w:pPr>
@@ -1114,6 +1148,7 @@
           </w:p>
           <w:p>
             <w:pPr>
+              <w:keepNext w:val="false"/>
               <w:spacing w:after="40" w:before="0"/>
               <w:jc w:val="left"/>
             </w:pPr>
@@ -1146,6 +1181,7 @@
           </w:tcPr>
           <w:p>
             <w:pPr>
+              <w:keepNext w:val="false"/>
               <w:spacing w:after="40" w:before="0"/>
               <w:jc w:val="left"/>
             </w:pPr>
@@ -1178,6 +1214,7 @@
           </w:tcPr>
           <w:p>
             <w:pPr>
+              <w:keepNext w:val="false"/>
               <w:spacing w:after="40" w:before="0"/>
               <w:jc w:val="left"/>
             </w:pPr>
@@ -1210,6 +1247,7 @@
           </w:tcPr>
           <w:p>
             <w:pPr>
+              <w:keepNext w:val="false"/>
               <w:spacing w:after="40" w:before="0"/>
               <w:jc w:val="left"/>
             </w:pPr>
@@ -1244,6 +1282,7 @@
           </w:tcPr>
           <w:p>
             <w:pPr>
+              <w:keepNext w:val="false"/>
               <w:spacing w:after="40" w:before="0"/>
               <w:jc w:val="left"/>
             </w:pPr>
@@ -1263,6 +1302,7 @@
           </w:p>
           <w:p>
             <w:pPr>
+              <w:keepNext w:val="false"/>
               <w:spacing w:after="40" w:before="0"/>
               <w:jc w:val="left"/>
             </w:pPr>
@@ -1295,6 +1335,7 @@
           </w:tcPr>
           <w:p>
             <w:pPr>
+              <w:keepNext w:val="false"/>
               <w:spacing w:after="40" w:before="0"/>
               <w:jc w:val="left"/>
             </w:pPr>
@@ -1327,6 +1368,7 @@
           </w:tcPr>
           <w:p>
             <w:pPr>
+              <w:keepNext w:val="false"/>
               <w:spacing w:after="40" w:before="0"/>
               <w:jc w:val="left"/>
             </w:pPr>
@@ -1359,6 +1401,7 @@
           </w:tcPr>
           <w:p>
             <w:pPr>
+              <w:keepNext w:val="false"/>
               <w:spacing w:after="40" w:before="0"/>
               <w:jc w:val="left"/>
             </w:pPr>
@@ -1393,6 +1436,7 @@
           </w:tcPr>
           <w:p>
             <w:pPr>
+              <w:keepNext w:val="false"/>
               <w:spacing w:after="40" w:before="0"/>
               <w:jc w:val="left"/>
             </w:pPr>
@@ -1412,6 +1456,7 @@
           </w:p>
           <w:p>
             <w:pPr>
+              <w:keepNext w:val="false"/>
               <w:spacing w:after="40" w:before="0"/>
               <w:jc w:val="left"/>
             </w:pPr>
@@ -1444,6 +1489,7 @@
           </w:tcPr>
           <w:p>
             <w:pPr>
+              <w:keepNext w:val="false"/>
               <w:spacing w:after="40" w:before="0"/>
               <w:jc w:val="left"/>
             </w:pPr>
@@ -1476,6 +1522,7 @@
           </w:tcPr>
           <w:p>
             <w:pPr>
+              <w:keepNext w:val="false"/>
               <w:spacing w:after="40" w:before="0"/>
               <w:jc w:val="left"/>
             </w:pPr>
@@ -1508,6 +1555,7 @@
           </w:tcPr>
           <w:p>
             <w:pPr>
+              <w:keepNext w:val="false"/>
               <w:spacing w:after="40" w:before="0"/>
               <w:jc w:val="left"/>
             </w:pPr>
@@ -1542,6 +1590,7 @@
           </w:tcPr>
           <w:p>
             <w:pPr>
+              <w:keepNext w:val="false"/>
               <w:spacing w:after="40" w:before="0"/>
               <w:jc w:val="left"/>
             </w:pPr>
@@ -1561,6 +1610,7 @@
           </w:p>
           <w:p>
             <w:pPr>
+              <w:keepNext w:val="false"/>
               <w:spacing w:after="40" w:before="0"/>
               <w:jc w:val="left"/>
             </w:pPr>
@@ -1593,6 +1643,7 @@
           </w:tcPr>
           <w:p>
             <w:pPr>
+              <w:keepNext w:val="false"/>
               <w:spacing w:after="40" w:before="0"/>
               <w:jc w:val="left"/>
             </w:pPr>
@@ -1625,6 +1676,7 @@
           </w:tcPr>
           <w:p>
             <w:pPr>
+              <w:keepNext w:val="false"/>
               <w:spacing w:after="40" w:before="0"/>
               <w:jc w:val="left"/>
             </w:pPr>
@@ -1657,6 +1709,7 @@
           </w:tcPr>
           <w:p>
             <w:pPr>
+              <w:keepNext w:val="false"/>
               <w:spacing w:after="40" w:before="0"/>
               <w:jc w:val="left"/>
             </w:pPr>
@@ -1795,7 +1848,7 @@
         </w:rPr>
         <w:t xml:space="preserve">© 2026 SeaVuria and ARES. This work is licensed under a </w:t>
       </w:r>
-      <w:hyperlink w:history="1" r:id="rIdyims5d4kct8t09hdbkkpf">
+      <w:hyperlink w:history="1" r:id="rIdhhifku5z6d9faerioo--b">
         <w:r>
           <w:rPr>
             <w:rFonts w:ascii="Arial" w:cs="Arial" w:eastAsia="Arial" w:hAnsi="Arial"/>
@@ -1815,7 +1868,7 @@
         </w:rPr>
         <w:t xml:space="preserve"> (</w:t>
       </w:r>
-      <w:hyperlink w:history="1" r:id="rIdx0sikmtsrs2kmsp3qodrk">
+      <w:hyperlink w:history="1" r:id="rIdqe8ucqm3r59bufptedakc">
         <w:r>
           <w:rPr>
             <w:rFonts w:ascii="Arial" w:cs="Arial" w:eastAsia="Arial" w:hAnsi="Arial"/>
@@ -1835,7 +1888,7 @@
         </w:rPr>
         <w:t xml:space="preserve">). To view a copy of this license, visit </w:t>
       </w:r>
-      <w:hyperlink w:history="1" r:id="rIdmvbxs4jngscr05ztcyb-y">
+      <w:hyperlink w:history="1" r:id="rIdsa02en9dfi-vm9hag2k9n">
         <w:r>
           <w:rPr>
             <w:rFonts w:ascii="Arial" w:cs="Arial" w:eastAsia="Arial" w:hAnsi="Arial"/>

--- a/data/outputs/v2/Grade11/Biology/Lesson_Plans/SS1.3_Taxonomy_II/Biology_Taxonomy_II_SummaryTable.docx
+++ b/data/outputs/v2/Grade11/Biology/Lesson_Plans/SS1.3_Taxonomy_II/Biology_Taxonomy_II_SummaryTable.docx
@@ -1848,7 +1848,7 @@
         </w:rPr>
         <w:t xml:space="preserve">© 2026 SeaVuria and ARES. This work is licensed under a </w:t>
       </w:r>
-      <w:hyperlink w:history="1" r:id="rIdhhifku5z6d9faerioo--b">
+      <w:hyperlink w:history="1" r:id="rId7hpk8gx5ulzzk7uiq0dlq">
         <w:r>
           <w:rPr>
             <w:rFonts w:ascii="Arial" w:cs="Arial" w:eastAsia="Arial" w:hAnsi="Arial"/>
@@ -1868,7 +1868,7 @@
         </w:rPr>
         <w:t xml:space="preserve"> (</w:t>
       </w:r>
-      <w:hyperlink w:history="1" r:id="rIdqe8ucqm3r59bufptedakc">
+      <w:hyperlink w:history="1" r:id="rIdknlj2gg8hkferkviahtqa">
         <w:r>
           <w:rPr>
             <w:rFonts w:ascii="Arial" w:cs="Arial" w:eastAsia="Arial" w:hAnsi="Arial"/>
@@ -1888,7 +1888,7 @@
         </w:rPr>
         <w:t xml:space="preserve">). To view a copy of this license, visit </w:t>
       </w:r>
-      <w:hyperlink w:history="1" r:id="rIdsa02en9dfi-vm9hag2k9n">
+      <w:hyperlink w:history="1" r:id="rId2rqnestxaqjieht__agqo">
         <w:r>
           <w:rPr>
             <w:rFonts w:ascii="Arial" w:cs="Arial" w:eastAsia="Arial" w:hAnsi="Arial"/>
